--- a/ind/docx/54.content.docx
+++ b/ind/docx/54.content.docx
@@ -136,13 +136,6 @@
         <w:rPr>
           <w:lang w:val="id_ID" w:bidi="id_ID"/>
         </w:rPr>
-      </w:r>
-      <w:r>
-        <w:rPr>
-          <w:i/>
-          <w:lang w:val="id_ID" w:bidi="id_ID"/>
-        </w:rPr>
-        <w:t>1 Timotius 1:1, 1 Timotius 1:2, 1 Timotius 1:3, 1 Timotius 1:3 (#2), 1 Timotius 1:5, 1 Timotius 1:9, 1 Timotius 1:13, 1 Timotius 1:14, 1 Timotius 1:15, 1 Timotius 1:16, 1 Timotius 1:18, 1 Timotius 1:19, 1 Timotius 1:20, 1 Timotius 2:1, 1 Timotius 2:2, 1 Timotius 2:4, 1 Timotius 2:5, 1 Timotius 2:6, 1 Timotius 2:7, 1 Timotius 2:8, 1 Timotius 2:9, 1 Timotius 2:12, 1 Timotius 2:13, 1 Timotius 2:14, 1 Timotius 2:15, 1 Timotius 3:1, 1 Timotius 3:2, 1 Timotius 3:3, 1 Timotius 3:4, 1 Timotius 3:5, 1 Timotius 3:6, 1 Timotius 3:7, 1 Timotius 3:10, 1 Timotius 3:11, 1 Timotius 3:15, 1 Timotius 3:16, 1 Timotius 4:1, 1 Timotius 4:3, 1 Timotius 4:5, 1 Timotius 4:7, 1 Timotius 4:8, 1 Timotius 4:11, 1 Timotius 4:12, 1 Timotius 4:14, 1 Timotius 4:16, 1 Timotius 5:1, 1 Timotius 5:4, 1 Timotius 5:8, 1 Timotius 5:10, 1 Timotius 5:11, 1 Timotius 5:14, 1 Timotius 5:17, 1 Timotius 5:19, 1 Timotius 5:21, 1 Timotius 5:24, 1 Timotius 6:1, 1 Timotius 6:6, 1 Timotius 6:7, 1 Timotius 6:8, 1 Timotius 6:9, 1 Timotius 6:10, 1 Timotius 6:10 (#2), 1 Timotius 6:12, 1 Timotius 6:17, 1 Timotius 6:20</w:t>
       </w:r>
       <w:r>
         <w:rPr>

--- a/ind/docx/54.content.docx
+++ b/ind/docx/54.content.docx
@@ -123,19 +123,6 @@
           <w:lang w:val="id_ID" w:bidi="id_ID"/>
         </w:rPr>
         <w:t>1TI</w:t>
-      </w:r>
-      <w:r>
-        <w:rPr>
-          <w:lang w:val="id_ID" w:bidi="id_ID"/>
-        </w:rPr>
-      </w:r>
-    </w:p>
-    <w:p>
-      <w:pPr/>
-      <w:r>
-        <w:rPr>
-          <w:lang w:val="id_ID" w:bidi="id_ID"/>
-        </w:rPr>
       </w:r>
       <w:r>
         <w:rPr>

--- a/ind/docx/54.content.docx
+++ b/ind/docx/54.content.docx
@@ -19,7 +19,7 @@
         <w:rPr>
           <w:lang w:val="id_ID" w:bidi="id_ID"/>
         </w:rPr>
-        <w:t>Resource: Pertanyaan Terjemahan (unfoldingWord)</w:t>
+        <w:t>Resource: unfoldingWord® Translation Questions</w:t>
       </w:r>
       <w:r>
         <w:rPr>
@@ -85,7 +85,7 @@
         <w:rPr>
           <w:lang w:val="id_ID" w:bidi="id_ID"/>
         </w:rPr>
-        <w:t>Pertanyaan Terjemahan (unfoldingWord)</w:t>
+        <w:t>unfoldingWord® Translation Questions</w:t>
       </w:r>
     </w:p>
     <w:p>
